--- a/lessons/2-3/downloads/reveal/teacher/2.6-exit-tickets.docx
+++ b/lessons/2-3/downloads/reveal/teacher/2.6-exit-tickets.docx
@@ -19,7 +19,7 @@
           <w:sz w:val="16"/>
           <w:szCs w:val="16"/>
         </w:rPr>
-        <w:t xml:space="preserve">EXIT TICKET  ·  LESSON 2-6  ·  SESSION 1</w:t>
+        <w:t xml:space="preserve">EXIT TICKET  ·  LESSON 2-3  ·  SESSION 1</w:t>
       </w:r>
       <w:r>
         <w:rPr>
@@ -829,7 +829,7 @@
           <w:sz w:val="16"/>
           <w:szCs w:val="16"/>
         </w:rPr>
-        <w:t xml:space="preserve">EXIT TICKET  ·  LESSON 2-6  ·  SESSION 1</w:t>
+        <w:t xml:space="preserve">EXIT TICKET  ·  LESSON 2-3  ·  SESSION 1</w:t>
       </w:r>
       <w:r>
         <w:rPr>
@@ -1621,7 +1621,7 @@
           <w:sz w:val="16"/>
           <w:szCs w:val="16"/>
         </w:rPr>
-        <w:t xml:space="preserve">EXIT TICKET  ·  LESSON 2-6  ·  SESSION 2</w:t>
+        <w:t xml:space="preserve">EXIT TICKET  ·  LESSON 2-3  ·  SESSION 2</w:t>
       </w:r>
       <w:r>
         <w:rPr>
@@ -2431,7 +2431,7 @@
           <w:sz w:val="16"/>
           <w:szCs w:val="16"/>
         </w:rPr>
-        <w:t xml:space="preserve">EXIT TICKET  ·  LESSON 2-6  ·  SESSION 2</w:t>
+        <w:t xml:space="preserve">EXIT TICKET  ·  LESSON 2-3  ·  SESSION 2</w:t>
       </w:r>
       <w:r>
         <w:rPr>
@@ -3293,7 +3293,7 @@
               <w:sz w:val="15"/>
               <w:szCs w:val="15"/>
             </w:rPr>
-            <w:t xml:space="preserve">Lesson 2-6  ·  Exit Tickets  ·  two per page</w:t>
+            <w:t xml:space="preserve">Lesson 2-3  ·  Exit Tickets  ·  two per page</w:t>
           </w:r>
         </w:p>
       </w:tc>

--- a/lessons/2-3/downloads/reveal/teacher/2.6-exit-tickets.docx
+++ b/lessons/2-3/downloads/reveal/teacher/2.6-exit-tickets.docx
@@ -4,6 +4,7 @@
   <w:body>
     <w:p>
       <w:pPr>
+        <w:pStyle w:val="Heading1"/>
         <w:tabs>
           <w:tab w:val="left" w:pos="5200"/>
           <w:tab w:val="right" w:leader="underscore" w:pos="9504"/>
@@ -19,7 +20,7 @@
           <w:sz w:val="16"/>
           <w:szCs w:val="16"/>
         </w:rPr>
-        <w:t xml:space="preserve">EXIT TICKET  ·  LESSON 2-3  ·  SESSION 1</w:t>
+        <w:t xml:space="preserve">EXIT TICKET  ·  LESSON 2-6  ·  SESSION 1</w:t>
       </w:r>
       <w:r>
         <w:rPr>
@@ -34,7 +35,7 @@
         <w:rPr>
           <w:rFonts w:ascii="Avenir Next" w:hAnsi="Avenir Next" w:cs="Avenir Next" w:eastAsia="Avenir Next"/>
           <w:color w:val="1A1A1A"/>
-          <w:sz w:val="18"/>
+          <w:sz w:val="22"/>
           <w:szCs w:val="18"/>
         </w:rPr>
         <w:t xml:space="preserve">Name</w:t>
@@ -119,25 +120,25 @@
                 <w:rFonts w:ascii="Avenir Next" w:hAnsi="Avenir Next" w:cs="Avenir Next" w:eastAsia="Avenir Next"/>
                 <w:b/>
                 <w:color w:val="1A1A1A"/>
+                <w:sz w:val="22"/>
+                <w:szCs w:val="20"/>
+              </w:rPr>
+              <w:t xml:space="preserve">1.</w:t>
+            </w:r>
+            <w:r>
+              <w:rPr>
+                <w:rFonts w:ascii="Avenir Next" w:hAnsi="Avenir Next" w:cs="Avenir Next" w:eastAsia="Avenir Next"/>
+                <w:color w:val="1A1A1A"/>
                 <w:sz w:val="20"/>
                 <w:szCs w:val="20"/>
               </w:rPr>
-              <w:t xml:space="preserve">1.</w:t>
-            </w:r>
-            <w:r>
-              <w:rPr>
-                <w:rFonts w:ascii="Avenir Next" w:hAnsi="Avenir Next" w:cs="Avenir Next" w:eastAsia="Avenir Next"/>
-                <w:color w:val="1A1A1A"/>
-                <w:sz w:val="20"/>
-                <w:szCs w:val="20"/>
-              </w:rPr>
               <w:tab/>
             </w:r>
             <w:r>
               <w:rPr>
                 <w:rFonts w:ascii="Avenir Next" w:hAnsi="Avenir Next" w:cs="Avenir Next" w:eastAsia="Avenir Next"/>
                 <w:color w:val="1A1A1A"/>
-                <w:sz w:val="20"/>
+                <w:sz w:val="22"/>
                 <w:szCs w:val="20"/>
               </w:rPr>
               <w:t xml:space="preserve">Data: 21, 24, 3, 22, 25, 23, 20.</w:t>
@@ -192,25 +193,25 @@
                       <w:rFonts w:ascii="Avenir Next" w:hAnsi="Avenir Next" w:cs="Avenir Next" w:eastAsia="Avenir Next"/>
                       <w:b/>
                       <w:color w:val="003A70"/>
+                      <w:sz w:val="22"/>
+                      <w:szCs w:val="20"/>
+                    </w:rPr>
+                    <w:t xml:space="preserve">a.</w:t>
+                  </w:r>
+                  <w:r>
+                    <w:rPr>
+                      <w:rFonts w:ascii="Avenir Next" w:hAnsi="Avenir Next" w:cs="Avenir Next" w:eastAsia="Avenir Next"/>
+                      <w:color w:val="1A1A1A"/>
                       <w:sz w:val="20"/>
                       <w:szCs w:val="20"/>
                     </w:rPr>
-                    <w:t xml:space="preserve">a.</w:t>
-                  </w:r>
-                  <w:r>
-                    <w:rPr>
-                      <w:rFonts w:ascii="Avenir Next" w:hAnsi="Avenir Next" w:cs="Avenir Next" w:eastAsia="Avenir Next"/>
-                      <w:color w:val="1A1A1A"/>
-                      <w:sz w:val="20"/>
-                      <w:szCs w:val="20"/>
-                    </w:rPr>
                     <w:tab/>
                   </w:r>
                   <w:r>
                     <w:rPr>
                       <w:rFonts w:ascii="Avenir Next" w:hAnsi="Avenir Next" w:cs="Avenir Next" w:eastAsia="Avenir Next"/>
                       <w:color w:val="1A1A1A"/>
-                      <w:sz w:val="20"/>
+                      <w:sz w:val="22"/>
                       <w:szCs w:val="20"/>
                     </w:rPr>
                     <w:t xml:space="preserve">Outlier:</w:t>
@@ -254,25 +255,25 @@
                       <w:rFonts w:ascii="Avenir Next" w:hAnsi="Avenir Next" w:cs="Avenir Next" w:eastAsia="Avenir Next"/>
                       <w:b/>
                       <w:color w:val="003A70"/>
+                      <w:sz w:val="22"/>
+                      <w:szCs w:val="20"/>
+                    </w:rPr>
+                    <w:t xml:space="preserve">b.</w:t>
+                  </w:r>
+                  <w:r>
+                    <w:rPr>
+                      <w:rFonts w:ascii="Avenir Next" w:hAnsi="Avenir Next" w:cs="Avenir Next" w:eastAsia="Avenir Next"/>
+                      <w:color w:val="1A1A1A"/>
                       <w:sz w:val="20"/>
                       <w:szCs w:val="20"/>
                     </w:rPr>
-                    <w:t xml:space="preserve">b.</w:t>
-                  </w:r>
-                  <w:r>
-                    <w:rPr>
-                      <w:rFonts w:ascii="Avenir Next" w:hAnsi="Avenir Next" w:cs="Avenir Next" w:eastAsia="Avenir Next"/>
-                      <w:color w:val="1A1A1A"/>
-                      <w:sz w:val="20"/>
-                      <w:szCs w:val="20"/>
-                    </w:rPr>
                     <w:tab/>
                   </w:r>
                   <w:r>
                     <w:rPr>
                       <w:rFonts w:ascii="Avenir Next" w:hAnsi="Avenir Next" w:cs="Avenir Next" w:eastAsia="Avenir Next"/>
                       <w:color w:val="1A1A1A"/>
-                      <w:sz w:val="20"/>
+                      <w:sz w:val="22"/>
                       <w:szCs w:val="20"/>
                     </w:rPr>
                     <w:t xml:space="preserve">Median:</w:t>
@@ -365,25 +366,25 @@
                 <w:rFonts w:ascii="Avenir Next" w:hAnsi="Avenir Next" w:cs="Avenir Next" w:eastAsia="Avenir Next"/>
                 <w:b/>
                 <w:color w:val="1A1A1A"/>
+                <w:sz w:val="22"/>
+                <w:szCs w:val="20"/>
+              </w:rPr>
+              <w:t xml:space="preserve">2.</w:t>
+            </w:r>
+            <w:r>
+              <w:rPr>
+                <w:rFonts w:ascii="Avenir Next" w:hAnsi="Avenir Next" w:cs="Avenir Next" w:eastAsia="Avenir Next"/>
+                <w:color w:val="1A1A1A"/>
                 <w:sz w:val="20"/>
                 <w:szCs w:val="20"/>
               </w:rPr>
-              <w:t xml:space="preserve">2.</w:t>
-            </w:r>
-            <w:r>
-              <w:rPr>
-                <w:rFonts w:ascii="Avenir Next" w:hAnsi="Avenir Next" w:cs="Avenir Next" w:eastAsia="Avenir Next"/>
-                <w:color w:val="1A1A1A"/>
-                <w:sz w:val="20"/>
-                <w:szCs w:val="20"/>
-              </w:rPr>
               <w:tab/>
             </w:r>
             <w:r>
               <w:rPr>
                 <w:rFonts w:ascii="Avenir Next" w:hAnsi="Avenir Next" w:cs="Avenir Next" w:eastAsia="Avenir Next"/>
                 <w:color w:val="1A1A1A"/>
-                <w:sz w:val="20"/>
+                <w:sz w:val="22"/>
                 <w:szCs w:val="20"/>
               </w:rPr>
               <w:t xml:space="preserve">Prices: $4, $5, $5, $6, $40. The mean is $12. Which is a better typical price, the mean or the median? Why?</w:t>
@@ -402,7 +403,7 @@
                 <w:rFonts w:ascii="Avenir Next" w:hAnsi="Avenir Next" w:cs="Avenir Next" w:eastAsia="Avenir Next"/>
                 <w:b/>
                 <w:color w:val="1A1A1A"/>
-                <w:sz w:val="18"/>
+                <w:sz w:val="22"/>
                 <w:szCs w:val="18"/>
               </w:rPr>
               <w:t xml:space="preserve">Better; why</w:t>
@@ -477,25 +478,25 @@
                 <w:rFonts w:ascii="Avenir Next" w:hAnsi="Avenir Next" w:cs="Avenir Next" w:eastAsia="Avenir Next"/>
                 <w:b/>
                 <w:color w:val="1A1A1A"/>
+                <w:sz w:val="22"/>
+                <w:szCs w:val="20"/>
+              </w:rPr>
+              <w:t xml:space="preserve">3.</w:t>
+            </w:r>
+            <w:r>
+              <w:rPr>
+                <w:rFonts w:ascii="Avenir Next" w:hAnsi="Avenir Next" w:cs="Avenir Next" w:eastAsia="Avenir Next"/>
+                <w:color w:val="1A1A1A"/>
                 <w:sz w:val="20"/>
                 <w:szCs w:val="20"/>
               </w:rPr>
-              <w:t xml:space="preserve">3.</w:t>
-            </w:r>
-            <w:r>
-              <w:rPr>
-                <w:rFonts w:ascii="Avenir Next" w:hAnsi="Avenir Next" w:cs="Avenir Next" w:eastAsia="Avenir Next"/>
-                <w:color w:val="1A1A1A"/>
-                <w:sz w:val="20"/>
-                <w:szCs w:val="20"/>
-              </w:rPr>
               <w:tab/>
             </w:r>
             <w:r>
               <w:rPr>
                 <w:rFonts w:ascii="Avenir Next" w:hAnsi="Avenir Next" w:cs="Avenir Next" w:eastAsia="Avenir Next"/>
                 <w:color w:val="1A1A1A"/>
-                <w:sz w:val="20"/>
+                <w:sz w:val="22"/>
                 <w:szCs w:val="20"/>
               </w:rPr>
               <w:t xml:space="preserve">An outlier affects the mean —</w:t>
@@ -549,25 +550,25 @@
                       <w:rFonts w:ascii="Avenir Next" w:hAnsi="Avenir Next" w:cs="Avenir Next" w:eastAsia="Avenir Next"/>
                       <w:b/>
                       <w:color w:val="003A70"/>
+                      <w:sz w:val="22"/>
+                      <w:szCs w:val="19"/>
+                    </w:rPr>
+                    <w:t xml:space="preserve">A</w:t>
+                  </w:r>
+                  <w:r>
+                    <w:rPr>
+                      <w:rFonts w:ascii="Avenir Next" w:hAnsi="Avenir Next" w:cs="Avenir Next" w:eastAsia="Avenir Next"/>
+                      <w:color w:val="1A1A1A"/>
                       <w:sz w:val="19"/>
                       <w:szCs w:val="19"/>
                     </w:rPr>
-                    <w:t xml:space="preserve">A</w:t>
-                  </w:r>
-                  <w:r>
-                    <w:rPr>
-                      <w:rFonts w:ascii="Avenir Next" w:hAnsi="Avenir Next" w:cs="Avenir Next" w:eastAsia="Avenir Next"/>
-                      <w:color w:val="1A1A1A"/>
-                      <w:sz w:val="19"/>
-                      <w:szCs w:val="19"/>
-                    </w:rPr>
                     <w:tab/>
                   </w:r>
                   <w:r>
                     <w:rPr>
                       <w:rFonts w:ascii="Avenir Next" w:hAnsi="Avenir Next" w:cs="Avenir Next" w:eastAsia="Avenir Next"/>
                       <w:color w:val="1A1A1A"/>
-                      <w:sz w:val="19"/>
+                      <w:sz w:val="22"/>
                       <w:szCs w:val="19"/>
                     </w:rPr>
                     <w:t xml:space="preserve">less than the median</w:t>
@@ -592,25 +593,25 @@
                       <w:rFonts w:ascii="Avenir Next" w:hAnsi="Avenir Next" w:cs="Avenir Next" w:eastAsia="Avenir Next"/>
                       <w:b/>
                       <w:color w:val="003A70"/>
+                      <w:sz w:val="22"/>
+                      <w:szCs w:val="19"/>
+                    </w:rPr>
+                    <w:t xml:space="preserve">B</w:t>
+                  </w:r>
+                  <w:r>
+                    <w:rPr>
+                      <w:rFonts w:ascii="Avenir Next" w:hAnsi="Avenir Next" w:cs="Avenir Next" w:eastAsia="Avenir Next"/>
+                      <w:color w:val="1A1A1A"/>
                       <w:sz w:val="19"/>
                       <w:szCs w:val="19"/>
                     </w:rPr>
-                    <w:t xml:space="preserve">B</w:t>
-                  </w:r>
-                  <w:r>
-                    <w:rPr>
-                      <w:rFonts w:ascii="Avenir Next" w:hAnsi="Avenir Next" w:cs="Avenir Next" w:eastAsia="Avenir Next"/>
-                      <w:color w:val="1A1A1A"/>
-                      <w:sz w:val="19"/>
-                      <w:szCs w:val="19"/>
-                    </w:rPr>
                     <w:tab/>
                   </w:r>
                   <w:r>
                     <w:rPr>
                       <w:rFonts w:ascii="Avenir Next" w:hAnsi="Avenir Next" w:cs="Avenir Next" w:eastAsia="Avenir Next"/>
                       <w:color w:val="1A1A1A"/>
-                      <w:sz w:val="19"/>
+                      <w:sz w:val="22"/>
                       <w:szCs w:val="19"/>
                     </w:rPr>
                     <w:t xml:space="preserve">more than the median</w:t>
@@ -640,25 +641,25 @@
                       <w:rFonts w:ascii="Avenir Next" w:hAnsi="Avenir Next" w:cs="Avenir Next" w:eastAsia="Avenir Next"/>
                       <w:b/>
                       <w:color w:val="003A70"/>
+                      <w:sz w:val="22"/>
+                      <w:szCs w:val="19"/>
+                    </w:rPr>
+                    <w:t xml:space="preserve">C</w:t>
+                  </w:r>
+                  <w:r>
+                    <w:rPr>
+                      <w:rFonts w:ascii="Avenir Next" w:hAnsi="Avenir Next" w:cs="Avenir Next" w:eastAsia="Avenir Next"/>
+                      <w:color w:val="1A1A1A"/>
                       <w:sz w:val="19"/>
                       <w:szCs w:val="19"/>
                     </w:rPr>
-                    <w:t xml:space="preserve">C</w:t>
-                  </w:r>
-                  <w:r>
-                    <w:rPr>
-                      <w:rFonts w:ascii="Avenir Next" w:hAnsi="Avenir Next" w:cs="Avenir Next" w:eastAsia="Avenir Next"/>
-                      <w:color w:val="1A1A1A"/>
-                      <w:sz w:val="19"/>
-                      <w:szCs w:val="19"/>
-                    </w:rPr>
                     <w:tab/>
                   </w:r>
                   <w:r>
                     <w:rPr>
                       <w:rFonts w:ascii="Avenir Next" w:hAnsi="Avenir Next" w:cs="Avenir Next" w:eastAsia="Avenir Next"/>
                       <w:color w:val="1A1A1A"/>
-                      <w:sz w:val="19"/>
+                      <w:sz w:val="22"/>
                       <w:szCs w:val="19"/>
                     </w:rPr>
                     <w:t xml:space="preserve">not at all</w:t>
@@ -683,25 +684,25 @@
                       <w:rFonts w:ascii="Avenir Next" w:hAnsi="Avenir Next" w:cs="Avenir Next" w:eastAsia="Avenir Next"/>
                       <w:b/>
                       <w:color w:val="003A70"/>
+                      <w:sz w:val="22"/>
+                      <w:szCs w:val="19"/>
+                    </w:rPr>
+                    <w:t xml:space="preserve">D</w:t>
+                  </w:r>
+                  <w:r>
+                    <w:rPr>
+                      <w:rFonts w:ascii="Avenir Next" w:hAnsi="Avenir Next" w:cs="Avenir Next" w:eastAsia="Avenir Next"/>
+                      <w:color w:val="1A1A1A"/>
                       <w:sz w:val="19"/>
                       <w:szCs w:val="19"/>
                     </w:rPr>
-                    <w:t xml:space="preserve">D</w:t>
-                  </w:r>
-                  <w:r>
-                    <w:rPr>
-                      <w:rFonts w:ascii="Avenir Next" w:hAnsi="Avenir Next" w:cs="Avenir Next" w:eastAsia="Avenir Next"/>
-                      <w:color w:val="1A1A1A"/>
-                      <w:sz w:val="19"/>
-                      <w:szCs w:val="19"/>
-                    </w:rPr>
                     <w:tab/>
                   </w:r>
                   <w:r>
                     <w:rPr>
                       <w:rFonts w:ascii="Avenir Next" w:hAnsi="Avenir Next" w:cs="Avenir Next" w:eastAsia="Avenir Next"/>
                       <w:color w:val="1A1A1A"/>
-                      <w:sz w:val="19"/>
+                      <w:sz w:val="22"/>
                       <w:szCs w:val="19"/>
                     </w:rPr>
                     <w:t xml:space="preserve">the same as the median</w:t>
@@ -751,7 +752,7 @@
         <w:rPr>
           <w:rFonts w:ascii="Avenir Next" w:hAnsi="Avenir Next" w:cs="Avenir Next" w:eastAsia="Avenir Next"/>
           <w:color w:val="1A1A1A"/>
-          <w:sz w:val="17"/>
+          <w:sz w:val="22"/>
           <w:szCs w:val="17"/>
         </w:rPr>
         <w:t xml:space="preserve">  I got it</w:t>
@@ -769,7 +770,7 @@
         <w:rPr>
           <w:rFonts w:ascii="Avenir Next" w:hAnsi="Avenir Next" w:cs="Avenir Next" w:eastAsia="Avenir Next"/>
           <w:color w:val="1A1A1A"/>
-          <w:sz w:val="17"/>
+          <w:sz w:val="22"/>
           <w:szCs w:val="17"/>
         </w:rPr>
         <w:t xml:space="preserve">  Almost</w:t>
@@ -787,7 +788,7 @@
         <w:rPr>
           <w:rFonts w:ascii="Avenir Next" w:hAnsi="Avenir Next" w:cs="Avenir Next" w:eastAsia="Avenir Next"/>
           <w:color w:val="1A1A1A"/>
-          <w:sz w:val="17"/>
+          <w:sz w:val="22"/>
           <w:szCs w:val="17"/>
         </w:rPr>
         <w:t xml:space="preserve">  I need help</w:t>
@@ -829,7 +830,7 @@
           <w:sz w:val="16"/>
           <w:szCs w:val="16"/>
         </w:rPr>
-        <w:t xml:space="preserve">EXIT TICKET  ·  LESSON 2-3  ·  SESSION 1</w:t>
+        <w:t xml:space="preserve">EXIT TICKET  ·  LESSON 2-6  ·  SESSION 1</w:t>
       </w:r>
       <w:r>
         <w:rPr>
@@ -844,7 +845,7 @@
         <w:rPr>
           <w:rFonts w:ascii="Avenir Next" w:hAnsi="Avenir Next" w:cs="Avenir Next" w:eastAsia="Avenir Next"/>
           <w:color w:val="1A1A1A"/>
-          <w:sz w:val="18"/>
+          <w:sz w:val="22"/>
           <w:szCs w:val="18"/>
         </w:rPr>
         <w:t xml:space="preserve">Name</w:t>
@@ -929,25 +930,25 @@
                 <w:rFonts w:ascii="Avenir Next" w:hAnsi="Avenir Next" w:cs="Avenir Next" w:eastAsia="Avenir Next"/>
                 <w:b/>
                 <w:color w:val="1A1A1A"/>
+                <w:sz w:val="22"/>
+                <w:szCs w:val="20"/>
+              </w:rPr>
+              <w:t xml:space="preserve">1.</w:t>
+            </w:r>
+            <w:r>
+              <w:rPr>
+                <w:rFonts w:ascii="Avenir Next" w:hAnsi="Avenir Next" w:cs="Avenir Next" w:eastAsia="Avenir Next"/>
+                <w:color w:val="1A1A1A"/>
                 <w:sz w:val="20"/>
                 <w:szCs w:val="20"/>
               </w:rPr>
-              <w:t xml:space="preserve">1.</w:t>
-            </w:r>
-            <w:r>
-              <w:rPr>
-                <w:rFonts w:ascii="Avenir Next" w:hAnsi="Avenir Next" w:cs="Avenir Next" w:eastAsia="Avenir Next"/>
-                <w:color w:val="1A1A1A"/>
-                <w:sz w:val="20"/>
-                <w:szCs w:val="20"/>
-              </w:rPr>
               <w:tab/>
             </w:r>
             <w:r>
               <w:rPr>
                 <w:rFonts w:ascii="Avenir Next" w:hAnsi="Avenir Next" w:cs="Avenir Next" w:eastAsia="Avenir Next"/>
                 <w:color w:val="1A1A1A"/>
-                <w:sz w:val="20"/>
+                <w:sz w:val="22"/>
                 <w:szCs w:val="20"/>
               </w:rPr>
               <w:t xml:space="preserve">Data: 21, 24, 3, 22, 25, 23, 20.</w:t>
@@ -1002,25 +1003,25 @@
                       <w:rFonts w:ascii="Avenir Next" w:hAnsi="Avenir Next" w:cs="Avenir Next" w:eastAsia="Avenir Next"/>
                       <w:b/>
                       <w:color w:val="003A70"/>
+                      <w:sz w:val="22"/>
+                      <w:szCs w:val="20"/>
+                    </w:rPr>
+                    <w:t xml:space="preserve">a.</w:t>
+                  </w:r>
+                  <w:r>
+                    <w:rPr>
+                      <w:rFonts w:ascii="Avenir Next" w:hAnsi="Avenir Next" w:cs="Avenir Next" w:eastAsia="Avenir Next"/>
+                      <w:color w:val="1A1A1A"/>
                       <w:sz w:val="20"/>
                       <w:szCs w:val="20"/>
                     </w:rPr>
-                    <w:t xml:space="preserve">a.</w:t>
-                  </w:r>
-                  <w:r>
-                    <w:rPr>
-                      <w:rFonts w:ascii="Avenir Next" w:hAnsi="Avenir Next" w:cs="Avenir Next" w:eastAsia="Avenir Next"/>
-                      <w:color w:val="1A1A1A"/>
-                      <w:sz w:val="20"/>
-                      <w:szCs w:val="20"/>
-                    </w:rPr>
                     <w:tab/>
                   </w:r>
                   <w:r>
                     <w:rPr>
                       <w:rFonts w:ascii="Avenir Next" w:hAnsi="Avenir Next" w:cs="Avenir Next" w:eastAsia="Avenir Next"/>
                       <w:color w:val="1A1A1A"/>
-                      <w:sz w:val="20"/>
+                      <w:sz w:val="22"/>
                       <w:szCs w:val="20"/>
                     </w:rPr>
                     <w:t xml:space="preserve">Outlier:</w:t>
@@ -1064,25 +1065,25 @@
                       <w:rFonts w:ascii="Avenir Next" w:hAnsi="Avenir Next" w:cs="Avenir Next" w:eastAsia="Avenir Next"/>
                       <w:b/>
                       <w:color w:val="003A70"/>
+                      <w:sz w:val="22"/>
+                      <w:szCs w:val="20"/>
+                    </w:rPr>
+                    <w:t xml:space="preserve">b.</w:t>
+                  </w:r>
+                  <w:r>
+                    <w:rPr>
+                      <w:rFonts w:ascii="Avenir Next" w:hAnsi="Avenir Next" w:cs="Avenir Next" w:eastAsia="Avenir Next"/>
+                      <w:color w:val="1A1A1A"/>
                       <w:sz w:val="20"/>
                       <w:szCs w:val="20"/>
                     </w:rPr>
-                    <w:t xml:space="preserve">b.</w:t>
-                  </w:r>
-                  <w:r>
-                    <w:rPr>
-                      <w:rFonts w:ascii="Avenir Next" w:hAnsi="Avenir Next" w:cs="Avenir Next" w:eastAsia="Avenir Next"/>
-                      <w:color w:val="1A1A1A"/>
-                      <w:sz w:val="20"/>
-                      <w:szCs w:val="20"/>
-                    </w:rPr>
                     <w:tab/>
                   </w:r>
                   <w:r>
                     <w:rPr>
                       <w:rFonts w:ascii="Avenir Next" w:hAnsi="Avenir Next" w:cs="Avenir Next" w:eastAsia="Avenir Next"/>
                       <w:color w:val="1A1A1A"/>
-                      <w:sz w:val="20"/>
+                      <w:sz w:val="22"/>
                       <w:szCs w:val="20"/>
                     </w:rPr>
                     <w:t xml:space="preserve">Median:</w:t>
@@ -1175,25 +1176,25 @@
                 <w:rFonts w:ascii="Avenir Next" w:hAnsi="Avenir Next" w:cs="Avenir Next" w:eastAsia="Avenir Next"/>
                 <w:b/>
                 <w:color w:val="1A1A1A"/>
+                <w:sz w:val="22"/>
+                <w:szCs w:val="20"/>
+              </w:rPr>
+              <w:t xml:space="preserve">2.</w:t>
+            </w:r>
+            <w:r>
+              <w:rPr>
+                <w:rFonts w:ascii="Avenir Next" w:hAnsi="Avenir Next" w:cs="Avenir Next" w:eastAsia="Avenir Next"/>
+                <w:color w:val="1A1A1A"/>
                 <w:sz w:val="20"/>
                 <w:szCs w:val="20"/>
               </w:rPr>
-              <w:t xml:space="preserve">2.</w:t>
-            </w:r>
-            <w:r>
-              <w:rPr>
-                <w:rFonts w:ascii="Avenir Next" w:hAnsi="Avenir Next" w:cs="Avenir Next" w:eastAsia="Avenir Next"/>
-                <w:color w:val="1A1A1A"/>
-                <w:sz w:val="20"/>
-                <w:szCs w:val="20"/>
-              </w:rPr>
               <w:tab/>
             </w:r>
             <w:r>
               <w:rPr>
                 <w:rFonts w:ascii="Avenir Next" w:hAnsi="Avenir Next" w:cs="Avenir Next" w:eastAsia="Avenir Next"/>
                 <w:color w:val="1A1A1A"/>
-                <w:sz w:val="20"/>
+                <w:sz w:val="22"/>
                 <w:szCs w:val="20"/>
               </w:rPr>
               <w:t xml:space="preserve">Prices: $4, $5, $5, $6, $40. The mean is $12. Which is a better typical price, the mean or the median? Why?</w:t>
@@ -1212,7 +1213,7 @@
                 <w:rFonts w:ascii="Avenir Next" w:hAnsi="Avenir Next" w:cs="Avenir Next" w:eastAsia="Avenir Next"/>
                 <w:b/>
                 <w:color w:val="1A1A1A"/>
-                <w:sz w:val="18"/>
+                <w:sz w:val="22"/>
                 <w:szCs w:val="18"/>
               </w:rPr>
               <w:t xml:space="preserve">Better; why</w:t>
@@ -1287,25 +1288,25 @@
                 <w:rFonts w:ascii="Avenir Next" w:hAnsi="Avenir Next" w:cs="Avenir Next" w:eastAsia="Avenir Next"/>
                 <w:b/>
                 <w:color w:val="1A1A1A"/>
+                <w:sz w:val="22"/>
+                <w:szCs w:val="20"/>
+              </w:rPr>
+              <w:t xml:space="preserve">3.</w:t>
+            </w:r>
+            <w:r>
+              <w:rPr>
+                <w:rFonts w:ascii="Avenir Next" w:hAnsi="Avenir Next" w:cs="Avenir Next" w:eastAsia="Avenir Next"/>
+                <w:color w:val="1A1A1A"/>
                 <w:sz w:val="20"/>
                 <w:szCs w:val="20"/>
               </w:rPr>
-              <w:t xml:space="preserve">3.</w:t>
-            </w:r>
-            <w:r>
-              <w:rPr>
-                <w:rFonts w:ascii="Avenir Next" w:hAnsi="Avenir Next" w:cs="Avenir Next" w:eastAsia="Avenir Next"/>
-                <w:color w:val="1A1A1A"/>
-                <w:sz w:val="20"/>
-                <w:szCs w:val="20"/>
-              </w:rPr>
               <w:tab/>
             </w:r>
             <w:r>
               <w:rPr>
                 <w:rFonts w:ascii="Avenir Next" w:hAnsi="Avenir Next" w:cs="Avenir Next" w:eastAsia="Avenir Next"/>
                 <w:color w:val="1A1A1A"/>
-                <w:sz w:val="20"/>
+                <w:sz w:val="22"/>
                 <w:szCs w:val="20"/>
               </w:rPr>
               <w:t xml:space="preserve">An outlier affects the mean —</w:t>
@@ -1359,25 +1360,25 @@
                       <w:rFonts w:ascii="Avenir Next" w:hAnsi="Avenir Next" w:cs="Avenir Next" w:eastAsia="Avenir Next"/>
                       <w:b/>
                       <w:color w:val="003A70"/>
+                      <w:sz w:val="22"/>
+                      <w:szCs w:val="19"/>
+                    </w:rPr>
+                    <w:t xml:space="preserve">A</w:t>
+                  </w:r>
+                  <w:r>
+                    <w:rPr>
+                      <w:rFonts w:ascii="Avenir Next" w:hAnsi="Avenir Next" w:cs="Avenir Next" w:eastAsia="Avenir Next"/>
+                      <w:color w:val="1A1A1A"/>
                       <w:sz w:val="19"/>
                       <w:szCs w:val="19"/>
                     </w:rPr>
-                    <w:t xml:space="preserve">A</w:t>
-                  </w:r>
-                  <w:r>
-                    <w:rPr>
-                      <w:rFonts w:ascii="Avenir Next" w:hAnsi="Avenir Next" w:cs="Avenir Next" w:eastAsia="Avenir Next"/>
-                      <w:color w:val="1A1A1A"/>
-                      <w:sz w:val="19"/>
-                      <w:szCs w:val="19"/>
-                    </w:rPr>
                     <w:tab/>
                   </w:r>
                   <w:r>
                     <w:rPr>
                       <w:rFonts w:ascii="Avenir Next" w:hAnsi="Avenir Next" w:cs="Avenir Next" w:eastAsia="Avenir Next"/>
                       <w:color w:val="1A1A1A"/>
-                      <w:sz w:val="19"/>
+                      <w:sz w:val="22"/>
                       <w:szCs w:val="19"/>
                     </w:rPr>
                     <w:t xml:space="preserve">less than the median</w:t>
@@ -1402,25 +1403,25 @@
                       <w:rFonts w:ascii="Avenir Next" w:hAnsi="Avenir Next" w:cs="Avenir Next" w:eastAsia="Avenir Next"/>
                       <w:b/>
                       <w:color w:val="003A70"/>
+                      <w:sz w:val="22"/>
+                      <w:szCs w:val="19"/>
+                    </w:rPr>
+                    <w:t xml:space="preserve">B</w:t>
+                  </w:r>
+                  <w:r>
+                    <w:rPr>
+                      <w:rFonts w:ascii="Avenir Next" w:hAnsi="Avenir Next" w:cs="Avenir Next" w:eastAsia="Avenir Next"/>
+                      <w:color w:val="1A1A1A"/>
                       <w:sz w:val="19"/>
                       <w:szCs w:val="19"/>
                     </w:rPr>
-                    <w:t xml:space="preserve">B</w:t>
-                  </w:r>
-                  <w:r>
-                    <w:rPr>
-                      <w:rFonts w:ascii="Avenir Next" w:hAnsi="Avenir Next" w:cs="Avenir Next" w:eastAsia="Avenir Next"/>
-                      <w:color w:val="1A1A1A"/>
-                      <w:sz w:val="19"/>
-                      <w:szCs w:val="19"/>
-                    </w:rPr>
                     <w:tab/>
                   </w:r>
                   <w:r>
                     <w:rPr>
                       <w:rFonts w:ascii="Avenir Next" w:hAnsi="Avenir Next" w:cs="Avenir Next" w:eastAsia="Avenir Next"/>
                       <w:color w:val="1A1A1A"/>
-                      <w:sz w:val="19"/>
+                      <w:sz w:val="22"/>
                       <w:szCs w:val="19"/>
                     </w:rPr>
                     <w:t xml:space="preserve">more than the median</w:t>
@@ -1450,25 +1451,25 @@
                       <w:rFonts w:ascii="Avenir Next" w:hAnsi="Avenir Next" w:cs="Avenir Next" w:eastAsia="Avenir Next"/>
                       <w:b/>
                       <w:color w:val="003A70"/>
+                      <w:sz w:val="22"/>
+                      <w:szCs w:val="19"/>
+                    </w:rPr>
+                    <w:t xml:space="preserve">C</w:t>
+                  </w:r>
+                  <w:r>
+                    <w:rPr>
+                      <w:rFonts w:ascii="Avenir Next" w:hAnsi="Avenir Next" w:cs="Avenir Next" w:eastAsia="Avenir Next"/>
+                      <w:color w:val="1A1A1A"/>
                       <w:sz w:val="19"/>
                       <w:szCs w:val="19"/>
                     </w:rPr>
-                    <w:t xml:space="preserve">C</w:t>
-                  </w:r>
-                  <w:r>
-                    <w:rPr>
-                      <w:rFonts w:ascii="Avenir Next" w:hAnsi="Avenir Next" w:cs="Avenir Next" w:eastAsia="Avenir Next"/>
-                      <w:color w:val="1A1A1A"/>
-                      <w:sz w:val="19"/>
-                      <w:szCs w:val="19"/>
-                    </w:rPr>
                     <w:tab/>
                   </w:r>
                   <w:r>
                     <w:rPr>
                       <w:rFonts w:ascii="Avenir Next" w:hAnsi="Avenir Next" w:cs="Avenir Next" w:eastAsia="Avenir Next"/>
                       <w:color w:val="1A1A1A"/>
-                      <w:sz w:val="19"/>
+                      <w:sz w:val="22"/>
                       <w:szCs w:val="19"/>
                     </w:rPr>
                     <w:t xml:space="preserve">not at all</w:t>
@@ -1493,25 +1494,25 @@
                       <w:rFonts w:ascii="Avenir Next" w:hAnsi="Avenir Next" w:cs="Avenir Next" w:eastAsia="Avenir Next"/>
                       <w:b/>
                       <w:color w:val="003A70"/>
+                      <w:sz w:val="22"/>
+                      <w:szCs w:val="19"/>
+                    </w:rPr>
+                    <w:t xml:space="preserve">D</w:t>
+                  </w:r>
+                  <w:r>
+                    <w:rPr>
+                      <w:rFonts w:ascii="Avenir Next" w:hAnsi="Avenir Next" w:cs="Avenir Next" w:eastAsia="Avenir Next"/>
+                      <w:color w:val="1A1A1A"/>
                       <w:sz w:val="19"/>
                       <w:szCs w:val="19"/>
                     </w:rPr>
-                    <w:t xml:space="preserve">D</w:t>
-                  </w:r>
-                  <w:r>
-                    <w:rPr>
-                      <w:rFonts w:ascii="Avenir Next" w:hAnsi="Avenir Next" w:cs="Avenir Next" w:eastAsia="Avenir Next"/>
-                      <w:color w:val="1A1A1A"/>
-                      <w:sz w:val="19"/>
-                      <w:szCs w:val="19"/>
-                    </w:rPr>
                     <w:tab/>
                   </w:r>
                   <w:r>
                     <w:rPr>
                       <w:rFonts w:ascii="Avenir Next" w:hAnsi="Avenir Next" w:cs="Avenir Next" w:eastAsia="Avenir Next"/>
                       <w:color w:val="1A1A1A"/>
-                      <w:sz w:val="19"/>
+                      <w:sz w:val="22"/>
                       <w:szCs w:val="19"/>
                     </w:rPr>
                     <w:t xml:space="preserve">the same as the median</w:t>
@@ -1561,7 +1562,7 @@
         <w:rPr>
           <w:rFonts w:ascii="Avenir Next" w:hAnsi="Avenir Next" w:cs="Avenir Next" w:eastAsia="Avenir Next"/>
           <w:color w:val="1A1A1A"/>
-          <w:sz w:val="17"/>
+          <w:sz w:val="22"/>
           <w:szCs w:val="17"/>
         </w:rPr>
         <w:t xml:space="preserve">  I got it</w:t>
@@ -1579,7 +1580,7 @@
         <w:rPr>
           <w:rFonts w:ascii="Avenir Next" w:hAnsi="Avenir Next" w:cs="Avenir Next" w:eastAsia="Avenir Next"/>
           <w:color w:val="1A1A1A"/>
-          <w:sz w:val="17"/>
+          <w:sz w:val="22"/>
           <w:szCs w:val="17"/>
         </w:rPr>
         <w:t xml:space="preserve">  Almost</w:t>
@@ -1597,7 +1598,7 @@
         <w:rPr>
           <w:rFonts w:ascii="Avenir Next" w:hAnsi="Avenir Next" w:cs="Avenir Next" w:eastAsia="Avenir Next"/>
           <w:color w:val="1A1A1A"/>
-          <w:sz w:val="17"/>
+          <w:sz w:val="22"/>
           <w:szCs w:val="17"/>
         </w:rPr>
         <w:t xml:space="preserve">  I need help</w:t>
@@ -1621,7 +1622,7 @@
           <w:sz w:val="16"/>
           <w:szCs w:val="16"/>
         </w:rPr>
-        <w:t xml:space="preserve">EXIT TICKET  ·  LESSON 2-3  ·  SESSION 2</w:t>
+        <w:t xml:space="preserve">EXIT TICKET  ·  LESSON 2-6  ·  SESSION 2</w:t>
       </w:r>
       <w:r>
         <w:rPr>
@@ -1636,7 +1637,7 @@
         <w:rPr>
           <w:rFonts w:ascii="Avenir Next" w:hAnsi="Avenir Next" w:cs="Avenir Next" w:eastAsia="Avenir Next"/>
           <w:color w:val="1A1A1A"/>
-          <w:sz w:val="18"/>
+          <w:sz w:val="22"/>
           <w:szCs w:val="18"/>
         </w:rPr>
         <w:t xml:space="preserve">Name</w:t>
@@ -1721,25 +1722,25 @@
                 <w:rFonts w:ascii="Avenir Next" w:hAnsi="Avenir Next" w:cs="Avenir Next" w:eastAsia="Avenir Next"/>
                 <w:b/>
                 <w:color w:val="1A1A1A"/>
+                <w:sz w:val="22"/>
+                <w:szCs w:val="20"/>
+              </w:rPr>
+              <w:t xml:space="preserve">1.</w:t>
+            </w:r>
+            <w:r>
+              <w:rPr>
+                <w:rFonts w:ascii="Avenir Next" w:hAnsi="Avenir Next" w:cs="Avenir Next" w:eastAsia="Avenir Next"/>
+                <w:color w:val="1A1A1A"/>
                 <w:sz w:val="20"/>
                 <w:szCs w:val="20"/>
               </w:rPr>
-              <w:t xml:space="preserve">1.</w:t>
-            </w:r>
-            <w:r>
-              <w:rPr>
-                <w:rFonts w:ascii="Avenir Next" w:hAnsi="Avenir Next" w:cs="Avenir Next" w:eastAsia="Avenir Next"/>
-                <w:color w:val="1A1A1A"/>
-                <w:sz w:val="20"/>
-                <w:szCs w:val="20"/>
-              </w:rPr>
               <w:tab/>
             </w:r>
             <w:r>
               <w:rPr>
                 <w:rFonts w:ascii="Avenir Next" w:hAnsi="Avenir Next" w:cs="Avenir Next" w:eastAsia="Avenir Next"/>
                 <w:color w:val="1A1A1A"/>
-                <w:sz w:val="20"/>
+                <w:sz w:val="22"/>
                 <w:szCs w:val="20"/>
               </w:rPr>
               <w:t xml:space="preserve">Shop K: median 28 min, IQR 8. Shop L: median 36 min, IQR 8.</w:t>
@@ -1794,25 +1795,25 @@
                       <w:rFonts w:ascii="Avenir Next" w:hAnsi="Avenir Next" w:cs="Avenir Next" w:eastAsia="Avenir Next"/>
                       <w:b/>
                       <w:color w:val="003A70"/>
+                      <w:sz w:val="22"/>
+                      <w:szCs w:val="20"/>
+                    </w:rPr>
+                    <w:t xml:space="preserve">a.</w:t>
+                  </w:r>
+                  <w:r>
+                    <w:rPr>
+                      <w:rFonts w:ascii="Avenir Next" w:hAnsi="Avenir Next" w:cs="Avenir Next" w:eastAsia="Avenir Next"/>
+                      <w:color w:val="1A1A1A"/>
                       <w:sz w:val="20"/>
                       <w:szCs w:val="20"/>
                     </w:rPr>
-                    <w:t xml:space="preserve">a.</w:t>
-                  </w:r>
-                  <w:r>
-                    <w:rPr>
-                      <w:rFonts w:ascii="Avenir Next" w:hAnsi="Avenir Next" w:cs="Avenir Next" w:eastAsia="Avenir Next"/>
-                      <w:color w:val="1A1A1A"/>
-                      <w:sz w:val="20"/>
-                      <w:szCs w:val="20"/>
-                    </w:rPr>
                     <w:tab/>
                   </w:r>
                   <w:r>
                     <w:rPr>
                       <w:rFonts w:ascii="Avenir Next" w:hAnsi="Avenir Next" w:cs="Avenir Next" w:eastAsia="Avenir Next"/>
                       <w:color w:val="1A1A1A"/>
-                      <w:sz w:val="20"/>
+                      <w:sz w:val="22"/>
                       <w:szCs w:val="20"/>
                     </w:rPr>
                     <w:t xml:space="preserve">Faster typical delivery:</w:t>
@@ -1856,25 +1857,25 @@
                       <w:rFonts w:ascii="Avenir Next" w:hAnsi="Avenir Next" w:cs="Avenir Next" w:eastAsia="Avenir Next"/>
                       <w:b/>
                       <w:color w:val="003A70"/>
+                      <w:sz w:val="22"/>
+                      <w:szCs w:val="20"/>
+                    </w:rPr>
+                    <w:t xml:space="preserve">b.</w:t>
+                  </w:r>
+                  <w:r>
+                    <w:rPr>
+                      <w:rFonts w:ascii="Avenir Next" w:hAnsi="Avenir Next" w:cs="Avenir Next" w:eastAsia="Avenir Next"/>
+                      <w:color w:val="1A1A1A"/>
                       <w:sz w:val="20"/>
                       <w:szCs w:val="20"/>
                     </w:rPr>
-                    <w:t xml:space="preserve">b.</w:t>
-                  </w:r>
-                  <w:r>
-                    <w:rPr>
-                      <w:rFonts w:ascii="Avenir Next" w:hAnsi="Avenir Next" w:cs="Avenir Next" w:eastAsia="Avenir Next"/>
-                      <w:color w:val="1A1A1A"/>
-                      <w:sz w:val="20"/>
-                      <w:szCs w:val="20"/>
-                    </w:rPr>
                     <w:tab/>
                   </w:r>
                   <w:r>
                     <w:rPr>
                       <w:rFonts w:ascii="Avenir Next" w:hAnsi="Avenir Next" w:cs="Avenir Next" w:eastAsia="Avenir Next"/>
                       <w:color w:val="1A1A1A"/>
-                      <w:sz w:val="20"/>
+                      <w:sz w:val="22"/>
                       <w:szCs w:val="20"/>
                     </w:rPr>
                     <w:t xml:space="preserve">More consistent:</w:t>
@@ -1967,25 +1968,25 @@
                 <w:rFonts w:ascii="Avenir Next" w:hAnsi="Avenir Next" w:cs="Avenir Next" w:eastAsia="Avenir Next"/>
                 <w:b/>
                 <w:color w:val="1A1A1A"/>
+                <w:sz w:val="22"/>
+                <w:szCs w:val="20"/>
+              </w:rPr>
+              <w:t xml:space="preserve">2.</w:t>
+            </w:r>
+            <w:r>
+              <w:rPr>
+                <w:rFonts w:ascii="Avenir Next" w:hAnsi="Avenir Next" w:cs="Avenir Next" w:eastAsia="Avenir Next"/>
+                <w:color w:val="1A1A1A"/>
                 <w:sz w:val="20"/>
                 <w:szCs w:val="20"/>
               </w:rPr>
-              <w:t xml:space="preserve">2.</w:t>
-            </w:r>
-            <w:r>
-              <w:rPr>
-                <w:rFonts w:ascii="Avenir Next" w:hAnsi="Avenir Next" w:cs="Avenir Next" w:eastAsia="Avenir Next"/>
-                <w:color w:val="1A1A1A"/>
-                <w:sz w:val="20"/>
-                <w:szCs w:val="20"/>
-              </w:rPr>
               <w:tab/>
             </w:r>
             <w:r>
               <w:rPr>
                 <w:rFonts w:ascii="Avenir Next" w:hAnsi="Avenir Next" w:cs="Avenir Next" w:eastAsia="Avenir Next"/>
                 <w:color w:val="1A1A1A"/>
-                <w:sz w:val="20"/>
+                <w:sz w:val="22"/>
                 <w:szCs w:val="20"/>
               </w:rPr>
               <w:t xml:space="preserve">Data: 3, 5, 6, 8, 10, 12, 13. Find the median and the IQR.</w:t>
@@ -2004,7 +2005,7 @@
                 <w:rFonts w:ascii="Avenir Next" w:hAnsi="Avenir Next" w:cs="Avenir Next" w:eastAsia="Avenir Next"/>
                 <w:b/>
                 <w:color w:val="1A1A1A"/>
-                <w:sz w:val="18"/>
+                <w:sz w:val="22"/>
                 <w:szCs w:val="18"/>
               </w:rPr>
               <w:t xml:space="preserve">Median; IQR</w:t>
@@ -2079,25 +2080,25 @@
                 <w:rFonts w:ascii="Avenir Next" w:hAnsi="Avenir Next" w:cs="Avenir Next" w:eastAsia="Avenir Next"/>
                 <w:b/>
                 <w:color w:val="1A1A1A"/>
+                <w:sz w:val="22"/>
+                <w:szCs w:val="20"/>
+              </w:rPr>
+              <w:t xml:space="preserve">3.</w:t>
+            </w:r>
+            <w:r>
+              <w:rPr>
+                <w:rFonts w:ascii="Avenir Next" w:hAnsi="Avenir Next" w:cs="Avenir Next" w:eastAsia="Avenir Next"/>
+                <w:color w:val="1A1A1A"/>
                 <w:sz w:val="20"/>
                 <w:szCs w:val="20"/>
               </w:rPr>
-              <w:t xml:space="preserve">3.</w:t>
-            </w:r>
-            <w:r>
-              <w:rPr>
-                <w:rFonts w:ascii="Avenir Next" w:hAnsi="Avenir Next" w:cs="Avenir Next" w:eastAsia="Avenir Next"/>
-                <w:color w:val="1A1A1A"/>
-                <w:sz w:val="20"/>
-                <w:szCs w:val="20"/>
-              </w:rPr>
               <w:tab/>
             </w:r>
             <w:r>
               <w:rPr>
                 <w:rFonts w:ascii="Avenir Next" w:hAnsi="Avenir Next" w:cs="Avenir Next" w:eastAsia="Avenir Next"/>
                 <w:color w:val="1A1A1A"/>
-                <w:sz w:val="20"/>
+                <w:sz w:val="22"/>
                 <w:szCs w:val="20"/>
               </w:rPr>
               <w:t xml:space="preserve">Set E: median 70, IQR 25. Set F: median 64, IQR 6. Which is true?</w:t>
@@ -2151,25 +2152,25 @@
                       <w:rFonts w:ascii="Avenir Next" w:hAnsi="Avenir Next" w:cs="Avenir Next" w:eastAsia="Avenir Next"/>
                       <w:b/>
                       <w:color w:val="003A70"/>
+                      <w:sz w:val="22"/>
+                      <w:szCs w:val="19"/>
+                    </w:rPr>
+                    <w:t xml:space="preserve">A</w:t>
+                  </w:r>
+                  <w:r>
+                    <w:rPr>
+                      <w:rFonts w:ascii="Avenir Next" w:hAnsi="Avenir Next" w:cs="Avenir Next" w:eastAsia="Avenir Next"/>
+                      <w:color w:val="1A1A1A"/>
                       <w:sz w:val="19"/>
                       <w:szCs w:val="19"/>
                     </w:rPr>
-                    <w:t xml:space="preserve">A</w:t>
-                  </w:r>
-                  <w:r>
-                    <w:rPr>
-                      <w:rFonts w:ascii="Avenir Next" w:hAnsi="Avenir Next" w:cs="Avenir Next" w:eastAsia="Avenir Next"/>
-                      <w:color w:val="1A1A1A"/>
-                      <w:sz w:val="19"/>
-                      <w:szCs w:val="19"/>
-                    </w:rPr>
                     <w:tab/>
                   </w:r>
                   <w:r>
                     <w:rPr>
                       <w:rFonts w:ascii="Avenir Next" w:hAnsi="Avenir Next" w:cs="Avenir Next" w:eastAsia="Avenir Next"/>
                       <w:color w:val="1A1A1A"/>
-                      <w:sz w:val="19"/>
+                      <w:sz w:val="22"/>
                       <w:szCs w:val="19"/>
                     </w:rPr>
                     <w:t xml:space="preserve">E is higher and more consistent</w:t>
@@ -2194,25 +2195,25 @@
                       <w:rFonts w:ascii="Avenir Next" w:hAnsi="Avenir Next" w:cs="Avenir Next" w:eastAsia="Avenir Next"/>
                       <w:b/>
                       <w:color w:val="003A70"/>
+                      <w:sz w:val="22"/>
+                      <w:szCs w:val="19"/>
+                    </w:rPr>
+                    <w:t xml:space="preserve">B</w:t>
+                  </w:r>
+                  <w:r>
+                    <w:rPr>
+                      <w:rFonts w:ascii="Avenir Next" w:hAnsi="Avenir Next" w:cs="Avenir Next" w:eastAsia="Avenir Next"/>
+                      <w:color w:val="1A1A1A"/>
                       <w:sz w:val="19"/>
                       <w:szCs w:val="19"/>
                     </w:rPr>
-                    <w:t xml:space="preserve">B</w:t>
-                  </w:r>
-                  <w:r>
-                    <w:rPr>
-                      <w:rFonts w:ascii="Avenir Next" w:hAnsi="Avenir Next" w:cs="Avenir Next" w:eastAsia="Avenir Next"/>
-                      <w:color w:val="1A1A1A"/>
-                      <w:sz w:val="19"/>
-                      <w:szCs w:val="19"/>
-                    </w:rPr>
                     <w:tab/>
                   </w:r>
                   <w:r>
                     <w:rPr>
                       <w:rFonts w:ascii="Avenir Next" w:hAnsi="Avenir Next" w:cs="Avenir Next" w:eastAsia="Avenir Next"/>
                       <w:color w:val="1A1A1A"/>
-                      <w:sz w:val="19"/>
+                      <w:sz w:val="22"/>
                       <w:szCs w:val="19"/>
                     </w:rPr>
                     <w:t xml:space="preserve">F is higher and more consistent</w:t>
@@ -2242,25 +2243,25 @@
                       <w:rFonts w:ascii="Avenir Next" w:hAnsi="Avenir Next" w:cs="Avenir Next" w:eastAsia="Avenir Next"/>
                       <w:b/>
                       <w:color w:val="003A70"/>
+                      <w:sz w:val="22"/>
+                      <w:szCs w:val="19"/>
+                    </w:rPr>
+                    <w:t xml:space="preserve">C</w:t>
+                  </w:r>
+                  <w:r>
+                    <w:rPr>
+                      <w:rFonts w:ascii="Avenir Next" w:hAnsi="Avenir Next" w:cs="Avenir Next" w:eastAsia="Avenir Next"/>
+                      <w:color w:val="1A1A1A"/>
                       <w:sz w:val="19"/>
                       <w:szCs w:val="19"/>
                     </w:rPr>
-                    <w:t xml:space="preserve">C</w:t>
-                  </w:r>
-                  <w:r>
-                    <w:rPr>
-                      <w:rFonts w:ascii="Avenir Next" w:hAnsi="Avenir Next" w:cs="Avenir Next" w:eastAsia="Avenir Next"/>
-                      <w:color w:val="1A1A1A"/>
-                      <w:sz w:val="19"/>
-                      <w:szCs w:val="19"/>
-                    </w:rPr>
                     <w:tab/>
                   </w:r>
                   <w:r>
                     <w:rPr>
                       <w:rFonts w:ascii="Avenir Next" w:hAnsi="Avenir Next" w:cs="Avenir Next" w:eastAsia="Avenir Next"/>
                       <w:color w:val="1A1A1A"/>
-                      <w:sz w:val="19"/>
+                      <w:sz w:val="22"/>
                       <w:szCs w:val="19"/>
                     </w:rPr>
                     <w:t xml:space="preserve">E is higher; F is more consistent</w:t>
@@ -2285,25 +2286,25 @@
                       <w:rFonts w:ascii="Avenir Next" w:hAnsi="Avenir Next" w:cs="Avenir Next" w:eastAsia="Avenir Next"/>
                       <w:b/>
                       <w:color w:val="003A70"/>
+                      <w:sz w:val="22"/>
+                      <w:szCs w:val="19"/>
+                    </w:rPr>
+                    <w:t xml:space="preserve">D</w:t>
+                  </w:r>
+                  <w:r>
+                    <w:rPr>
+                      <w:rFonts w:ascii="Avenir Next" w:hAnsi="Avenir Next" w:cs="Avenir Next" w:eastAsia="Avenir Next"/>
+                      <w:color w:val="1A1A1A"/>
                       <w:sz w:val="19"/>
                       <w:szCs w:val="19"/>
                     </w:rPr>
-                    <w:t xml:space="preserve">D</w:t>
-                  </w:r>
-                  <w:r>
-                    <w:rPr>
-                      <w:rFonts w:ascii="Avenir Next" w:hAnsi="Avenir Next" w:cs="Avenir Next" w:eastAsia="Avenir Next"/>
-                      <w:color w:val="1A1A1A"/>
-                      <w:sz w:val="19"/>
-                      <w:szCs w:val="19"/>
-                    </w:rPr>
                     <w:tab/>
                   </w:r>
                   <w:r>
                     <w:rPr>
                       <w:rFonts w:ascii="Avenir Next" w:hAnsi="Avenir Next" w:cs="Avenir Next" w:eastAsia="Avenir Next"/>
                       <w:color w:val="1A1A1A"/>
-                      <w:sz w:val="19"/>
+                      <w:sz w:val="22"/>
                       <w:szCs w:val="19"/>
                     </w:rPr>
                     <w:t xml:space="preserve">F is higher; E is more consistent</w:t>
@@ -2353,7 +2354,7 @@
         <w:rPr>
           <w:rFonts w:ascii="Avenir Next" w:hAnsi="Avenir Next" w:cs="Avenir Next" w:eastAsia="Avenir Next"/>
           <w:color w:val="1A1A1A"/>
-          <w:sz w:val="17"/>
+          <w:sz w:val="22"/>
           <w:szCs w:val="17"/>
         </w:rPr>
         <w:t xml:space="preserve">  I got it</w:t>
@@ -2371,7 +2372,7 @@
         <w:rPr>
           <w:rFonts w:ascii="Avenir Next" w:hAnsi="Avenir Next" w:cs="Avenir Next" w:eastAsia="Avenir Next"/>
           <w:color w:val="1A1A1A"/>
-          <w:sz w:val="17"/>
+          <w:sz w:val="22"/>
           <w:szCs w:val="17"/>
         </w:rPr>
         <w:t xml:space="preserve">  Almost</w:t>
@@ -2389,7 +2390,7 @@
         <w:rPr>
           <w:rFonts w:ascii="Avenir Next" w:hAnsi="Avenir Next" w:cs="Avenir Next" w:eastAsia="Avenir Next"/>
           <w:color w:val="1A1A1A"/>
-          <w:sz w:val="17"/>
+          <w:sz w:val="22"/>
           <w:szCs w:val="17"/>
         </w:rPr>
         <w:t xml:space="preserve">  I need help</w:t>
@@ -2431,7 +2432,7 @@
           <w:sz w:val="16"/>
           <w:szCs w:val="16"/>
         </w:rPr>
-        <w:t xml:space="preserve">EXIT TICKET  ·  LESSON 2-3  ·  SESSION 2</w:t>
+        <w:t xml:space="preserve">EXIT TICKET  ·  LESSON 2-6  ·  SESSION 2</w:t>
       </w:r>
       <w:r>
         <w:rPr>
@@ -2446,7 +2447,7 @@
         <w:rPr>
           <w:rFonts w:ascii="Avenir Next" w:hAnsi="Avenir Next" w:cs="Avenir Next" w:eastAsia="Avenir Next"/>
           <w:color w:val="1A1A1A"/>
-          <w:sz w:val="18"/>
+          <w:sz w:val="22"/>
           <w:szCs w:val="18"/>
         </w:rPr>
         <w:t xml:space="preserve">Name</w:t>
@@ -2531,25 +2532,25 @@
                 <w:rFonts w:ascii="Avenir Next" w:hAnsi="Avenir Next" w:cs="Avenir Next" w:eastAsia="Avenir Next"/>
                 <w:b/>
                 <w:color w:val="1A1A1A"/>
+                <w:sz w:val="22"/>
+                <w:szCs w:val="20"/>
+              </w:rPr>
+              <w:t xml:space="preserve">1.</w:t>
+            </w:r>
+            <w:r>
+              <w:rPr>
+                <w:rFonts w:ascii="Avenir Next" w:hAnsi="Avenir Next" w:cs="Avenir Next" w:eastAsia="Avenir Next"/>
+                <w:color w:val="1A1A1A"/>
                 <w:sz w:val="20"/>
                 <w:szCs w:val="20"/>
               </w:rPr>
-              <w:t xml:space="preserve">1.</w:t>
-            </w:r>
-            <w:r>
-              <w:rPr>
-                <w:rFonts w:ascii="Avenir Next" w:hAnsi="Avenir Next" w:cs="Avenir Next" w:eastAsia="Avenir Next"/>
-                <w:color w:val="1A1A1A"/>
-                <w:sz w:val="20"/>
-                <w:szCs w:val="20"/>
-              </w:rPr>
               <w:tab/>
             </w:r>
             <w:r>
               <w:rPr>
                 <w:rFonts w:ascii="Avenir Next" w:hAnsi="Avenir Next" w:cs="Avenir Next" w:eastAsia="Avenir Next"/>
                 <w:color w:val="1A1A1A"/>
-                <w:sz w:val="20"/>
+                <w:sz w:val="22"/>
                 <w:szCs w:val="20"/>
               </w:rPr>
               <w:t xml:space="preserve">Shop K: median 28 min, IQR 8. Shop L: median 36 min, IQR 8.</w:t>
@@ -2604,25 +2605,25 @@
                       <w:rFonts w:ascii="Avenir Next" w:hAnsi="Avenir Next" w:cs="Avenir Next" w:eastAsia="Avenir Next"/>
                       <w:b/>
                       <w:color w:val="003A70"/>
+                      <w:sz w:val="22"/>
+                      <w:szCs w:val="20"/>
+                    </w:rPr>
+                    <w:t xml:space="preserve">a.</w:t>
+                  </w:r>
+                  <w:r>
+                    <w:rPr>
+                      <w:rFonts w:ascii="Avenir Next" w:hAnsi="Avenir Next" w:cs="Avenir Next" w:eastAsia="Avenir Next"/>
+                      <w:color w:val="1A1A1A"/>
                       <w:sz w:val="20"/>
                       <w:szCs w:val="20"/>
                     </w:rPr>
-                    <w:t xml:space="preserve">a.</w:t>
-                  </w:r>
-                  <w:r>
-                    <w:rPr>
-                      <w:rFonts w:ascii="Avenir Next" w:hAnsi="Avenir Next" w:cs="Avenir Next" w:eastAsia="Avenir Next"/>
-                      <w:color w:val="1A1A1A"/>
-                      <w:sz w:val="20"/>
-                      <w:szCs w:val="20"/>
-                    </w:rPr>
                     <w:tab/>
                   </w:r>
                   <w:r>
                     <w:rPr>
                       <w:rFonts w:ascii="Avenir Next" w:hAnsi="Avenir Next" w:cs="Avenir Next" w:eastAsia="Avenir Next"/>
                       <w:color w:val="1A1A1A"/>
-                      <w:sz w:val="20"/>
+                      <w:sz w:val="22"/>
                       <w:szCs w:val="20"/>
                     </w:rPr>
                     <w:t xml:space="preserve">Faster typical delivery:</w:t>
@@ -2666,25 +2667,25 @@
                       <w:rFonts w:ascii="Avenir Next" w:hAnsi="Avenir Next" w:cs="Avenir Next" w:eastAsia="Avenir Next"/>
                       <w:b/>
                       <w:color w:val="003A70"/>
+                      <w:sz w:val="22"/>
+                      <w:szCs w:val="20"/>
+                    </w:rPr>
+                    <w:t xml:space="preserve">b.</w:t>
+                  </w:r>
+                  <w:r>
+                    <w:rPr>
+                      <w:rFonts w:ascii="Avenir Next" w:hAnsi="Avenir Next" w:cs="Avenir Next" w:eastAsia="Avenir Next"/>
+                      <w:color w:val="1A1A1A"/>
                       <w:sz w:val="20"/>
                       <w:szCs w:val="20"/>
                     </w:rPr>
-                    <w:t xml:space="preserve">b.</w:t>
-                  </w:r>
-                  <w:r>
-                    <w:rPr>
-                      <w:rFonts w:ascii="Avenir Next" w:hAnsi="Avenir Next" w:cs="Avenir Next" w:eastAsia="Avenir Next"/>
-                      <w:color w:val="1A1A1A"/>
-                      <w:sz w:val="20"/>
-                      <w:szCs w:val="20"/>
-                    </w:rPr>
                     <w:tab/>
                   </w:r>
                   <w:r>
                     <w:rPr>
                       <w:rFonts w:ascii="Avenir Next" w:hAnsi="Avenir Next" w:cs="Avenir Next" w:eastAsia="Avenir Next"/>
                       <w:color w:val="1A1A1A"/>
-                      <w:sz w:val="20"/>
+                      <w:sz w:val="22"/>
                       <w:szCs w:val="20"/>
                     </w:rPr>
                     <w:t xml:space="preserve">More consistent:</w:t>
@@ -2777,25 +2778,25 @@
                 <w:rFonts w:ascii="Avenir Next" w:hAnsi="Avenir Next" w:cs="Avenir Next" w:eastAsia="Avenir Next"/>
                 <w:b/>
                 <w:color w:val="1A1A1A"/>
+                <w:sz w:val="22"/>
+                <w:szCs w:val="20"/>
+              </w:rPr>
+              <w:t xml:space="preserve">2.</w:t>
+            </w:r>
+            <w:r>
+              <w:rPr>
+                <w:rFonts w:ascii="Avenir Next" w:hAnsi="Avenir Next" w:cs="Avenir Next" w:eastAsia="Avenir Next"/>
+                <w:color w:val="1A1A1A"/>
                 <w:sz w:val="20"/>
                 <w:szCs w:val="20"/>
               </w:rPr>
-              <w:t xml:space="preserve">2.</w:t>
-            </w:r>
-            <w:r>
-              <w:rPr>
-                <w:rFonts w:ascii="Avenir Next" w:hAnsi="Avenir Next" w:cs="Avenir Next" w:eastAsia="Avenir Next"/>
-                <w:color w:val="1A1A1A"/>
-                <w:sz w:val="20"/>
-                <w:szCs w:val="20"/>
-              </w:rPr>
               <w:tab/>
             </w:r>
             <w:r>
               <w:rPr>
                 <w:rFonts w:ascii="Avenir Next" w:hAnsi="Avenir Next" w:cs="Avenir Next" w:eastAsia="Avenir Next"/>
                 <w:color w:val="1A1A1A"/>
-                <w:sz w:val="20"/>
+                <w:sz w:val="22"/>
                 <w:szCs w:val="20"/>
               </w:rPr>
               <w:t xml:space="preserve">Data: 3, 5, 6, 8, 10, 12, 13. Find the median and the IQR.</w:t>
@@ -2814,7 +2815,7 @@
                 <w:rFonts w:ascii="Avenir Next" w:hAnsi="Avenir Next" w:cs="Avenir Next" w:eastAsia="Avenir Next"/>
                 <w:b/>
                 <w:color w:val="1A1A1A"/>
-                <w:sz w:val="18"/>
+                <w:sz w:val="22"/>
                 <w:szCs w:val="18"/>
               </w:rPr>
               <w:t xml:space="preserve">Median; IQR</w:t>
@@ -2889,25 +2890,25 @@
                 <w:rFonts w:ascii="Avenir Next" w:hAnsi="Avenir Next" w:cs="Avenir Next" w:eastAsia="Avenir Next"/>
                 <w:b/>
                 <w:color w:val="1A1A1A"/>
+                <w:sz w:val="22"/>
+                <w:szCs w:val="20"/>
+              </w:rPr>
+              <w:t xml:space="preserve">3.</w:t>
+            </w:r>
+            <w:r>
+              <w:rPr>
+                <w:rFonts w:ascii="Avenir Next" w:hAnsi="Avenir Next" w:cs="Avenir Next" w:eastAsia="Avenir Next"/>
+                <w:color w:val="1A1A1A"/>
                 <w:sz w:val="20"/>
                 <w:szCs w:val="20"/>
               </w:rPr>
-              <w:t xml:space="preserve">3.</w:t>
-            </w:r>
-            <w:r>
-              <w:rPr>
-                <w:rFonts w:ascii="Avenir Next" w:hAnsi="Avenir Next" w:cs="Avenir Next" w:eastAsia="Avenir Next"/>
-                <w:color w:val="1A1A1A"/>
-                <w:sz w:val="20"/>
-                <w:szCs w:val="20"/>
-              </w:rPr>
               <w:tab/>
             </w:r>
             <w:r>
               <w:rPr>
                 <w:rFonts w:ascii="Avenir Next" w:hAnsi="Avenir Next" w:cs="Avenir Next" w:eastAsia="Avenir Next"/>
                 <w:color w:val="1A1A1A"/>
-                <w:sz w:val="20"/>
+                <w:sz w:val="22"/>
                 <w:szCs w:val="20"/>
               </w:rPr>
               <w:t xml:space="preserve">Set E: median 70, IQR 25. Set F: median 64, IQR 6. Which is true?</w:t>
@@ -2961,25 +2962,25 @@
                       <w:rFonts w:ascii="Avenir Next" w:hAnsi="Avenir Next" w:cs="Avenir Next" w:eastAsia="Avenir Next"/>
                       <w:b/>
                       <w:color w:val="003A70"/>
+                      <w:sz w:val="22"/>
+                      <w:szCs w:val="19"/>
+                    </w:rPr>
+                    <w:t xml:space="preserve">A</w:t>
+                  </w:r>
+                  <w:r>
+                    <w:rPr>
+                      <w:rFonts w:ascii="Avenir Next" w:hAnsi="Avenir Next" w:cs="Avenir Next" w:eastAsia="Avenir Next"/>
+                      <w:color w:val="1A1A1A"/>
                       <w:sz w:val="19"/>
                       <w:szCs w:val="19"/>
                     </w:rPr>
-                    <w:t xml:space="preserve">A</w:t>
-                  </w:r>
-                  <w:r>
-                    <w:rPr>
-                      <w:rFonts w:ascii="Avenir Next" w:hAnsi="Avenir Next" w:cs="Avenir Next" w:eastAsia="Avenir Next"/>
-                      <w:color w:val="1A1A1A"/>
-                      <w:sz w:val="19"/>
-                      <w:szCs w:val="19"/>
-                    </w:rPr>
                     <w:tab/>
                   </w:r>
                   <w:r>
                     <w:rPr>
                       <w:rFonts w:ascii="Avenir Next" w:hAnsi="Avenir Next" w:cs="Avenir Next" w:eastAsia="Avenir Next"/>
                       <w:color w:val="1A1A1A"/>
-                      <w:sz w:val="19"/>
+                      <w:sz w:val="22"/>
                       <w:szCs w:val="19"/>
                     </w:rPr>
                     <w:t xml:space="preserve">E is higher and more consistent</w:t>
@@ -3004,25 +3005,25 @@
                       <w:rFonts w:ascii="Avenir Next" w:hAnsi="Avenir Next" w:cs="Avenir Next" w:eastAsia="Avenir Next"/>
                       <w:b/>
                       <w:color w:val="003A70"/>
+                      <w:sz w:val="22"/>
+                      <w:szCs w:val="19"/>
+                    </w:rPr>
+                    <w:t xml:space="preserve">B</w:t>
+                  </w:r>
+                  <w:r>
+                    <w:rPr>
+                      <w:rFonts w:ascii="Avenir Next" w:hAnsi="Avenir Next" w:cs="Avenir Next" w:eastAsia="Avenir Next"/>
+                      <w:color w:val="1A1A1A"/>
                       <w:sz w:val="19"/>
                       <w:szCs w:val="19"/>
                     </w:rPr>
-                    <w:t xml:space="preserve">B</w:t>
-                  </w:r>
-                  <w:r>
-                    <w:rPr>
-                      <w:rFonts w:ascii="Avenir Next" w:hAnsi="Avenir Next" w:cs="Avenir Next" w:eastAsia="Avenir Next"/>
-                      <w:color w:val="1A1A1A"/>
-                      <w:sz w:val="19"/>
-                      <w:szCs w:val="19"/>
-                    </w:rPr>
                     <w:tab/>
                   </w:r>
                   <w:r>
                     <w:rPr>
                       <w:rFonts w:ascii="Avenir Next" w:hAnsi="Avenir Next" w:cs="Avenir Next" w:eastAsia="Avenir Next"/>
                       <w:color w:val="1A1A1A"/>
-                      <w:sz w:val="19"/>
+                      <w:sz w:val="22"/>
                       <w:szCs w:val="19"/>
                     </w:rPr>
                     <w:t xml:space="preserve">F is higher and more consistent</w:t>
@@ -3052,25 +3053,25 @@
                       <w:rFonts w:ascii="Avenir Next" w:hAnsi="Avenir Next" w:cs="Avenir Next" w:eastAsia="Avenir Next"/>
                       <w:b/>
                       <w:color w:val="003A70"/>
+                      <w:sz w:val="22"/>
+                      <w:szCs w:val="19"/>
+                    </w:rPr>
+                    <w:t xml:space="preserve">C</w:t>
+                  </w:r>
+                  <w:r>
+                    <w:rPr>
+                      <w:rFonts w:ascii="Avenir Next" w:hAnsi="Avenir Next" w:cs="Avenir Next" w:eastAsia="Avenir Next"/>
+                      <w:color w:val="1A1A1A"/>
                       <w:sz w:val="19"/>
                       <w:szCs w:val="19"/>
                     </w:rPr>
-                    <w:t xml:space="preserve">C</w:t>
-                  </w:r>
-                  <w:r>
-                    <w:rPr>
-                      <w:rFonts w:ascii="Avenir Next" w:hAnsi="Avenir Next" w:cs="Avenir Next" w:eastAsia="Avenir Next"/>
-                      <w:color w:val="1A1A1A"/>
-                      <w:sz w:val="19"/>
-                      <w:szCs w:val="19"/>
-                    </w:rPr>
                     <w:tab/>
                   </w:r>
                   <w:r>
                     <w:rPr>
                       <w:rFonts w:ascii="Avenir Next" w:hAnsi="Avenir Next" w:cs="Avenir Next" w:eastAsia="Avenir Next"/>
                       <w:color w:val="1A1A1A"/>
-                      <w:sz w:val="19"/>
+                      <w:sz w:val="22"/>
                       <w:szCs w:val="19"/>
                     </w:rPr>
                     <w:t xml:space="preserve">E is higher; F is more consistent</w:t>
@@ -3095,25 +3096,25 @@
                       <w:rFonts w:ascii="Avenir Next" w:hAnsi="Avenir Next" w:cs="Avenir Next" w:eastAsia="Avenir Next"/>
                       <w:b/>
                       <w:color w:val="003A70"/>
+                      <w:sz w:val="22"/>
+                      <w:szCs w:val="19"/>
+                    </w:rPr>
+                    <w:t xml:space="preserve">D</w:t>
+                  </w:r>
+                  <w:r>
+                    <w:rPr>
+                      <w:rFonts w:ascii="Avenir Next" w:hAnsi="Avenir Next" w:cs="Avenir Next" w:eastAsia="Avenir Next"/>
+                      <w:color w:val="1A1A1A"/>
                       <w:sz w:val="19"/>
                       <w:szCs w:val="19"/>
                     </w:rPr>
-                    <w:t xml:space="preserve">D</w:t>
-                  </w:r>
-                  <w:r>
-                    <w:rPr>
-                      <w:rFonts w:ascii="Avenir Next" w:hAnsi="Avenir Next" w:cs="Avenir Next" w:eastAsia="Avenir Next"/>
-                      <w:color w:val="1A1A1A"/>
-                      <w:sz w:val="19"/>
-                      <w:szCs w:val="19"/>
-                    </w:rPr>
                     <w:tab/>
                   </w:r>
                   <w:r>
                     <w:rPr>
                       <w:rFonts w:ascii="Avenir Next" w:hAnsi="Avenir Next" w:cs="Avenir Next" w:eastAsia="Avenir Next"/>
                       <w:color w:val="1A1A1A"/>
-                      <w:sz w:val="19"/>
+                      <w:sz w:val="22"/>
                       <w:szCs w:val="19"/>
                     </w:rPr>
                     <w:t xml:space="preserve">F is higher; E is more consistent</w:t>
@@ -3163,7 +3164,7 @@
         <w:rPr>
           <w:rFonts w:ascii="Avenir Next" w:hAnsi="Avenir Next" w:cs="Avenir Next" w:eastAsia="Avenir Next"/>
           <w:color w:val="1A1A1A"/>
-          <w:sz w:val="17"/>
+          <w:sz w:val="22"/>
           <w:szCs w:val="17"/>
         </w:rPr>
         <w:t xml:space="preserve">  I got it</w:t>
@@ -3181,7 +3182,7 @@
         <w:rPr>
           <w:rFonts w:ascii="Avenir Next" w:hAnsi="Avenir Next" w:cs="Avenir Next" w:eastAsia="Avenir Next"/>
           <w:color w:val="1A1A1A"/>
-          <w:sz w:val="17"/>
+          <w:sz w:val="22"/>
           <w:szCs w:val="17"/>
         </w:rPr>
         <w:t xml:space="preserve">  Almost</w:t>
@@ -3199,7 +3200,7 @@
         <w:rPr>
           <w:rFonts w:ascii="Avenir Next" w:hAnsi="Avenir Next" w:cs="Avenir Next" w:eastAsia="Avenir Next"/>
           <w:color w:val="1A1A1A"/>
-          <w:sz w:val="17"/>
+          <w:sz w:val="22"/>
           <w:szCs w:val="17"/>
         </w:rPr>
         <w:t xml:space="preserve">  I need help</w:t>
@@ -3293,7 +3294,106 @@
               <w:sz w:val="15"/>
               <w:szCs w:val="15"/>
             </w:rPr>
-            <w:t xml:space="preserve">Lesson 2-3  ·  Exit Tickets  ·  two per page</w:t>
+            <w:t xml:space="preserve">2-6 · Page </w:t>
+          </w:r>
+          <w:r>
+            <w:rPr>
+              <w:rFonts w:ascii="Avenir Next" w:hAnsi="Avenir Next" w:cs="Avenir Next" w:eastAsia="Avenir Next"/>
+              <w:color w:val="5A5F66"/>
+              <w:sz w:val="15"/>
+              <w:szCs w:val="15"/>
+            </w:rPr>
+            <w:fldChar w:fldCharType="begin"/>
+          </w:r>
+          <w:r>
+            <w:rPr>
+              <w:rFonts w:ascii="Avenir Next" w:hAnsi="Avenir Next" w:cs="Avenir Next" w:eastAsia="Avenir Next"/>
+              <w:color w:val="5A5F66"/>
+              <w:sz w:val="15"/>
+              <w:szCs w:val="15"/>
+            </w:rPr>
+            <w:instrText xml:space="preserve"> PAGE </w:instrText>
+          </w:r>
+          <w:r>
+            <w:rPr>
+              <w:rFonts w:ascii="Avenir Next" w:hAnsi="Avenir Next" w:cs="Avenir Next" w:eastAsia="Avenir Next"/>
+              <w:color w:val="5A5F66"/>
+              <w:sz w:val="15"/>
+              <w:szCs w:val="15"/>
+            </w:rPr>
+            <w:fldChar w:fldCharType="separate"/>
+          </w:r>
+          <w:r>
+            <w:rPr>
+              <w:rFonts w:ascii="Avenir Next" w:hAnsi="Avenir Next" w:cs="Avenir Next" w:eastAsia="Avenir Next"/>
+              <w:color w:val="5A5F66"/>
+              <w:sz w:val="15"/>
+              <w:szCs w:val="15"/>
+            </w:rPr>
+            <w:t xml:space="preserve">1</w:t>
+          </w:r>
+          <w:r>
+            <w:rPr>
+              <w:rFonts w:ascii="Avenir Next" w:hAnsi="Avenir Next" w:cs="Avenir Next" w:eastAsia="Avenir Next"/>
+              <w:color w:val="5A5F66"/>
+              <w:sz w:val="15"/>
+              <w:szCs w:val="15"/>
+            </w:rPr>
+            <w:fldChar w:fldCharType="end"/>
+          </w:r>
+          <w:r>
+            <w:rPr>
+              <w:rFonts w:ascii="Avenir Next" w:hAnsi="Avenir Next" w:cs="Avenir Next" w:eastAsia="Avenir Next"/>
+              <w:color w:val="5A5F66"/>
+              <w:sz w:val="15"/>
+              <w:szCs w:val="15"/>
+            </w:rPr>
+            <w:t xml:space="preserve"> of </w:t>
+          </w:r>
+          <w:r>
+            <w:rPr>
+              <w:rFonts w:ascii="Avenir Next" w:hAnsi="Avenir Next" w:cs="Avenir Next" w:eastAsia="Avenir Next"/>
+              <w:color w:val="5A5F66"/>
+              <w:sz w:val="15"/>
+              <w:szCs w:val="15"/>
+            </w:rPr>
+            <w:fldChar w:fldCharType="begin"/>
+          </w:r>
+          <w:r>
+            <w:rPr>
+              <w:rFonts w:ascii="Avenir Next" w:hAnsi="Avenir Next" w:cs="Avenir Next" w:eastAsia="Avenir Next"/>
+              <w:color w:val="5A5F66"/>
+              <w:sz w:val="15"/>
+              <w:szCs w:val="15"/>
+            </w:rPr>
+            <w:instrText xml:space="preserve"> NUMPAGES </w:instrText>
+          </w:r>
+          <w:r>
+            <w:rPr>
+              <w:rFonts w:ascii="Avenir Next" w:hAnsi="Avenir Next" w:cs="Avenir Next" w:eastAsia="Avenir Next"/>
+              <w:color w:val="5A5F66"/>
+              <w:sz w:val="15"/>
+              <w:szCs w:val="15"/>
+            </w:rPr>
+            <w:fldChar w:fldCharType="separate"/>
+          </w:r>
+          <w:r>
+            <w:rPr>
+              <w:rFonts w:ascii="Avenir Next" w:hAnsi="Avenir Next" w:cs="Avenir Next" w:eastAsia="Avenir Next"/>
+              <w:color w:val="5A5F66"/>
+              <w:sz w:val="15"/>
+              <w:szCs w:val="15"/>
+            </w:rPr>
+            <w:t xml:space="preserve">1</w:t>
+          </w:r>
+          <w:r>
+            <w:rPr>
+              <w:rFonts w:ascii="Avenir Next" w:hAnsi="Avenir Next" w:cs="Avenir Next" w:eastAsia="Avenir Next"/>
+              <w:color w:val="5A5F66"/>
+              <w:sz w:val="15"/>
+              <w:szCs w:val="15"/>
+            </w:rPr>
+            <w:fldChar w:fldCharType="end"/>
           </w:r>
         </w:p>
       </w:tc>
@@ -3336,5 +3436,23 @@
       </w:tblCellMar>
     </w:tblPr>
   </w:style>
+  <w:style w:type="paragraph" w:styleId="Heading1">
+    <w:name w:val="heading 1"/>
+    <w:basedOn w:val="Normal"/>
+    <w:pPr>
+      <w:outlineLvl w:val="0"/>
+      <w:keepNext w:val="0"/>
+      <w:keepLines w:val="0"/>
+    </w:pPr>
+  </w:style>
+  <w:style w:type="paragraph" w:styleId="Heading2">
+    <w:name w:val="heading 2"/>
+    <w:basedOn w:val="Normal"/>
+    <w:pPr>
+      <w:outlineLvl w:val="1"/>
+      <w:keepNext w:val="0"/>
+      <w:keepLines w:val="0"/>
+    </w:pPr>
+  </w:style>
 </w:styles>
 </file>